--- a/SC4031/TermPaper/TermPaperDraftAI.docx
+++ b/SC4031/TermPaper/TermPaperDraftAI.docx
@@ -5,7 +5,7 @@
     <w:p>
       <w:r>
         <w:pict w14:anchorId="6269004F">
-          <v:rect id="_x0000_i1139" style="width:0;height:1.5pt" o:hralign="center" o:hrstd="t" o:hr="t" fillcolor="#a0a0a0" stroked="f"/>
+          <v:rect id="_x0000_i1025" style="width:0;height:1.5pt" o:hralign="center" o:hrstd="t" o:hr="t" fillcolor="#a0a0a0" stroked="f"/>
         </w:pict>
       </w:r>
     </w:p>
@@ -47,7 +47,7 @@
     <w:p>
       <w:r>
         <w:pict w14:anchorId="713DD015">
-          <v:rect id="_x0000_i1140" style="width:0;height:1.5pt" o:hralign="center" o:hrstd="t" o:hr="t" fillcolor="#a0a0a0" stroked="f"/>
+          <v:rect id="_x0000_i1026" style="width:0;height:1.5pt" o:hralign="center" o:hrstd="t" o:hr="t" fillcolor="#a0a0a0" stroked="f"/>
         </w:pict>
       </w:r>
     </w:p>
@@ -78,15 +78,7 @@
     </w:p>
     <w:p>
       <w:r>
-        <w:t xml:space="preserve">Despite these developments, communication among IoT devices remains a major challenge. Many smart home devices are </w:t>
-      </w:r>
-      <w:proofErr w:type="gramStart"/>
-      <w:r>
-        <w:t>small embedded</w:t>
-      </w:r>
-      <w:proofErr w:type="gramEnd"/>
-      <w:r>
-        <w:t xml:space="preserve"> sensors powered by batteries, which imposes strict limitations on communication technologies. Wireless protocols used in these environments must therefore support </w:t>
+        <w:t xml:space="preserve">Despite these developments, communication among IoT devices remains a major challenge. Many smart home devices are small embedded sensors powered by batteries, which imposes strict limitations on communication technologies. Wireless protocols used in these environments must therefore support </w:t>
       </w:r>
       <w:r>
         <w:rPr>
@@ -165,7 +157,7 @@
     <w:p>
       <w:r>
         <w:pict w14:anchorId="6B64995B">
-          <v:rect id="_x0000_i1141" style="width:0;height:1.5pt" o:hralign="center" o:hrstd="t" o:hr="t" fillcolor="#a0a0a0" stroked="f"/>
+          <v:rect id="_x0000_i1027" style="width:0;height:1.5pt" o:hralign="center" o:hrstd="t" o:hr="t" fillcolor="#a0a0a0" stroked="f"/>
         </w:pict>
       </w:r>
     </w:p>
@@ -185,6 +177,82 @@
       </w:r>
     </w:p>
     <w:p>
+      <w:pPr>
+        <w:rPr>
+          <w:b/>
+          <w:bCs/>
+        </w:rPr>
+      </w:pPr>
+      <w:r>
+        <w:rPr>
+          <w:b/>
+          <w:bCs/>
+        </w:rPr>
+        <w:t>Comparison Between PAN and LAN in Smart Home IoT</w:t>
+      </w:r>
+    </w:p>
+    <w:p>
+      <w:r>
+        <w:rPr>
+          <w:b/>
+          <w:bCs/>
+        </w:rPr>
+        <w:t>Personal Area Networks (PANs)</w:t>
+      </w:r>
+      <w:r>
+        <w:t xml:space="preserve"> and </w:t>
+      </w:r>
+      <w:r>
+        <w:rPr>
+          <w:b/>
+          <w:bCs/>
+        </w:rPr>
+        <w:t>Local Area Networks (LANs)</w:t>
+      </w:r>
+      <w:r>
+        <w:t xml:space="preserve"> serve complementary roles in smart home environments, differing significantly in terms of design goals, power consumption, and communication capabilities.</w:t>
+      </w:r>
+    </w:p>
+    <w:p>
+      <w:r>
+        <w:rPr>
+          <w:b/>
+          <w:bCs/>
+        </w:rPr>
+        <w:t>PANs</w:t>
+      </w:r>
+      <w:r>
+        <w:t xml:space="preserve"> are designed for short-range, low-power communication among resource-constrained devices. Technologies such as Bluetooth Low Energy (BLE), Zigbee, and Thread enable battery-operated devices like sensors and wearables to operate efficiently over extended periods. These protocols typically support lower data rates and prioritize energy efficiency and scalability through mesh networking, making them suitable for large deployments of small IoT devices within a home.</w:t>
+      </w:r>
+    </w:p>
+    <w:p>
+      <w:r>
+        <w:t xml:space="preserve">In contrast, </w:t>
+      </w:r>
+      <w:r>
+        <w:rPr>
+          <w:b/>
+          <w:bCs/>
+        </w:rPr>
+        <w:t>LANs</w:t>
+      </w:r>
+      <w:r>
+        <w:t xml:space="preserve"> are designed for higher bandwidth and more reliable communication, typically supporting devices with continuous power supply. Technologies such as Wi-Fi, which operates using the Internet Protocol (IP), are commonly used for devices like smart cameras, smart TVs, and home assistants. These devices require higher data throughput for tasks such as video streaming and real-time processing, and are less constrained by energy consumption.</w:t>
+      </w:r>
+    </w:p>
+    <w:p>
+      <w:r>
+        <w:t>A key distinction lies in their network architecture and protocol stack. PAN protocols often operate using lightweight or specialized stacks, while modern PAN technologies like Thread incorporate IP (IPv6) to enable interoperability with broader networks. On the other hand, LAN technologies are inherently IP-based, allowing seamless integration with cloud services and internet infrastructure.</w:t>
+      </w:r>
+    </w:p>
+    <w:p>
+      <w:r>
+        <w:lastRenderedPageBreak/>
+        <w:t>In summary, PANs and LANs coexist within smart homes to balance efficiency and performance: PANs handle low-power, large-scale sensing and control, while LANs support high-bandwidth, latency-sensitive applications. This hybrid architecture is essential for achieving both scalability and functionality in modern IoT systems.</w:t>
+      </w:r>
+    </w:p>
+    <w:p/>
+    <w:p>
       <w:r>
         <w:t>Smart homes consist of interconnected devices that collect environmental data, perform automated actions, and communicate with users or cloud services. A typical smart home architecture can be divided into three primary layers: the device layer, the communication network layer, and the gateway or cloud layer.</w:t>
       </w:r>
@@ -250,39 +318,39 @@
     </w:p>
     <w:p>
       <w:r>
+        <w:t>Figure 1 should illustrate a typical smart home architecture showing IoT sensors connected through a PAN network to a smart home hub, which communicates with a router and cloud services.</w:t>
+      </w:r>
+    </w:p>
+    <w:p>
+      <w:r>
+        <w:pict w14:anchorId="0D5C2F46">
+          <v:rect id="_x0000_i1028" style="width:0;height:1.5pt" o:hralign="center" o:hrstd="t" o:hr="t" fillcolor="#a0a0a0" stroked="f"/>
+        </w:pict>
+      </w:r>
+    </w:p>
+    <w:p>
+      <w:pPr>
+        <w:rPr>
+          <w:b/>
+          <w:bCs/>
+        </w:rPr>
+      </w:pPr>
+      <w:r>
+        <w:rPr>
+          <w:b/>
+          <w:bCs/>
+        </w:rPr>
+        <w:t>3. Personal Area Networks in IoT Systems</w:t>
+      </w:r>
+    </w:p>
+    <w:p>
+      <w:r>
+        <w:t>Personal Area Networks are short-range wireless networks designed to connect devices within a limited physical space. PAN technologies typically operate over distances ranging from a few meters to several tens of meters and are optimized for low energy consumption.</w:t>
+      </w:r>
+    </w:p>
+    <w:p>
+      <w:r>
         <w:lastRenderedPageBreak/>
-        <w:t>Figure 1 should illustrate a typical smart home architecture showing IoT sensors connected through a PAN network to a smart home hub, which communicates with a router and cloud services.</w:t>
-      </w:r>
-    </w:p>
-    <w:p>
-      <w:r>
-        <w:pict w14:anchorId="0D5C2F46">
-          <v:rect id="_x0000_i1142" style="width:0;height:1.5pt" o:hralign="center" o:hrstd="t" o:hr="t" fillcolor="#a0a0a0" stroked="f"/>
-        </w:pict>
-      </w:r>
-    </w:p>
-    <w:p>
-      <w:pPr>
-        <w:rPr>
-          <w:b/>
-          <w:bCs/>
-        </w:rPr>
-      </w:pPr>
-      <w:r>
-        <w:rPr>
-          <w:b/>
-          <w:bCs/>
-        </w:rPr>
-        <w:t>3. Personal Area Networks in IoT Systems</w:t>
-      </w:r>
-    </w:p>
-    <w:p>
-      <w:r>
-        <w:t>Personal Area Networks are short-range wireless networks designed to connect devices within a limited physical space. PAN technologies typically operate over distances ranging from a few meters to several tens of meters and are optimized for low energy consumption.</w:t>
-      </w:r>
-    </w:p>
-    <w:p>
-      <w:r>
         <w:t>Unlike traditional wireless local area networks, PAN technologies focus on transmitting small data packets while minimizing power usage. This makes them well suited for battery-powered IoT devices that must operate for long periods without maintenance.</w:t>
       </w:r>
     </w:p>
@@ -362,7 +430,7 @@
     <w:p>
       <w:r>
         <w:pict w14:anchorId="248E439C">
-          <v:rect id="_x0000_i1143" style="width:0;height:1.5pt" o:hralign="center" o:hrstd="t" o:hr="t" fillcolor="#a0a0a0" stroked="f"/>
+          <v:rect id="_x0000_i1029" style="width:0;height:1.5pt" o:hralign="center" o:hrstd="t" o:hr="t" fillcolor="#a0a0a0" stroked="f"/>
         </w:pict>
       </w:r>
     </w:p>
@@ -403,38 +471,94 @@
     </w:p>
     <w:p>
       <w:r>
+        <w:t xml:space="preserve">BLE networks typically use a </w:t>
+      </w:r>
+      <w:r>
+        <w:rPr>
+          <w:b/>
+          <w:bCs/>
+        </w:rPr>
+        <w:t>star topology</w:t>
+      </w:r>
+      <w:r>
+        <w:t>, where peripheral devices communicate with a central controller such as a smartphone or smart home hub. Devices transmit small bursts of data and remain in sleep mode for extended periods to conserve energy.</w:t>
+      </w:r>
+    </w:p>
+    <w:p>
+      <w:r>
+        <w:t>BLE has become popular due to its widespread support in smartphones and consumer electronics. However, traditional BLE networks may face scalability limitations when connecting large numbers of devices.</w:t>
+      </w:r>
+    </w:p>
+    <w:p>
+      <w:r>
+        <w:rPr>
+          <w:b/>
+          <w:bCs/>
+        </w:rPr>
+        <w:t>[Insert Figure 3 – BLE Star Network Topology]</w:t>
+      </w:r>
+    </w:p>
+    <w:p>
+      <w:r>
+        <w:pict w14:anchorId="00C46D79">
+          <v:rect id="_x0000_i1030" style="width:0;height:1.5pt" o:hralign="center" o:hrstd="t" o:hr="t" fillcolor="#a0a0a0" stroked="f"/>
+        </w:pict>
+      </w:r>
+    </w:p>
+    <w:p>
+      <w:pPr>
+        <w:rPr>
+          <w:b/>
+          <w:bCs/>
+        </w:rPr>
+      </w:pPr>
+      <w:r>
+        <w:rPr>
+          <w:b/>
+          <w:bCs/>
+        </w:rPr>
+        <w:t>4.2 Zigbee</w:t>
+      </w:r>
+    </w:p>
+    <w:p>
+      <w:r>
+        <w:t>Zigbee is one of the most widely adopted IoT communication protocols for smart home environments. It is built upon the IEEE 802.15.4 physical and data link layers.</w:t>
+      </w:r>
+    </w:p>
+    <w:p>
+      <w:r>
         <w:lastRenderedPageBreak/>
-        <w:t xml:space="preserve">BLE networks typically use a </w:t>
-      </w:r>
-      <w:r>
-        <w:rPr>
-          <w:b/>
-          <w:bCs/>
-        </w:rPr>
-        <w:t>star topology</w:t>
-      </w:r>
-      <w:r>
-        <w:t>, where peripheral devices communicate with a central controller such as a smartphone or smart home hub. Devices transmit small bursts of data and remain in sleep mode for extended periods to conserve energy.</w:t>
-      </w:r>
-    </w:p>
-    <w:p>
-      <w:r>
-        <w:t>BLE has become popular due to its widespread support in smartphones and consumer electronics. However, traditional BLE networks may face scalability limitations when connecting large numbers of devices.</w:t>
-      </w:r>
-    </w:p>
-    <w:p>
-      <w:r>
-        <w:rPr>
-          <w:b/>
-          <w:bCs/>
-        </w:rPr>
-        <w:t>[Insert Figure 3 – BLE Star Network Topology]</w:t>
-      </w:r>
-    </w:p>
-    <w:p>
-      <w:r>
-        <w:pict w14:anchorId="00C46D79">
-          <v:rect id="_x0000_i1144" style="width:0;height:1.5pt" o:hralign="center" o:hrstd="t" o:hr="t" fillcolor="#a0a0a0" stroked="f"/>
+        <w:t xml:space="preserve">Zigbee supports </w:t>
+      </w:r>
+      <w:r>
+        <w:rPr>
+          <w:b/>
+          <w:bCs/>
+        </w:rPr>
+        <w:t>mesh networking</w:t>
+      </w:r>
+      <w:r>
+        <w:t>, which allows devices to relay messages for other devices. This capability significantly increases communication range and improves network reliability.</w:t>
+      </w:r>
+    </w:p>
+    <w:p>
+      <w:r>
+        <w:t>Because of its mesh networking capability, Zigbee is commonly used in large smart home deployments such as lighting systems and environmental monitoring.</w:t>
+      </w:r>
+    </w:p>
+    <w:p>
+      <w:r>
+        <w:rPr>
+          <w:b/>
+          <w:bCs/>
+        </w:rPr>
+        <w:t>[Insert Figure 4 – Zigbee Mesh Network]</w:t>
+      </w:r>
+    </w:p>
+    <w:p>
+      <w:r>
+        <w:pict w14:anchorId="0AA87E79">
+          <v:rect id="_x0000_i1031" style="width:0;height:1.5pt" o:hralign="center" o:hrstd="t" o:hr="t" fillcolor="#a0a0a0" stroked="f"/>
         </w:pict>
       </w:r>
     </w:p>
@@ -450,47 +574,47 @@
           <w:b/>
           <w:bCs/>
         </w:rPr>
-        <w:t>4.2 Zigbee</w:t>
-      </w:r>
-    </w:p>
-    <w:p>
-      <w:r>
-        <w:t>Zigbee is one of the most widely adopted IoT communication protocols for smart home environments. It is built upon the IEEE 802.15.4 physical and data link layers.</w:t>
-      </w:r>
-    </w:p>
-    <w:p>
-      <w:r>
-        <w:t xml:space="preserve">Zigbee supports </w:t>
-      </w:r>
-      <w:r>
-        <w:rPr>
-          <w:b/>
-          <w:bCs/>
-        </w:rPr>
-        <w:t>mesh networking</w:t>
-      </w:r>
-      <w:r>
-        <w:t>, which allows devices to relay messages for other devices. This capability significantly increases communication range and improves network reliability.</w:t>
-      </w:r>
-    </w:p>
-    <w:p>
-      <w:r>
-        <w:t>Because of its mesh networking capability, Zigbee is commonly used in large smart home deployments such as lighting systems and environmental monitoring.</w:t>
-      </w:r>
-    </w:p>
-    <w:p>
-      <w:r>
-        <w:rPr>
-          <w:b/>
-          <w:bCs/>
-        </w:rPr>
-        <w:t>[Insert Figure 4 – Zigbee Mesh Network]</w:t>
-      </w:r>
-    </w:p>
-    <w:p>
-      <w:r>
-        <w:pict w14:anchorId="0AA87E79">
-          <v:rect id="_x0000_i1145" style="width:0;height:1.5pt" o:hralign="center" o:hrstd="t" o:hr="t" fillcolor="#a0a0a0" stroked="f"/>
+        <w:t>4.3 Z-Wave</w:t>
+      </w:r>
+    </w:p>
+    <w:p>
+      <w:r>
+        <w:t>Z-Wave is another PAN protocol specifically designed for home automation. Similar to Zigbee, Z-Wave supports mesh networking and allows devices to communicate through intermediate nodes.</w:t>
+      </w:r>
+    </w:p>
+    <w:p>
+      <w:r>
+        <w:t xml:space="preserve">One notable difference is that Z-Wave typically operates in </w:t>
+      </w:r>
+      <w:r>
+        <w:rPr>
+          <w:b/>
+          <w:bCs/>
+        </w:rPr>
+        <w:t>sub-GHz frequency bands</w:t>
+      </w:r>
+      <w:r>
+        <w:t>, which reduces interference with other wireless technologies operating in the crowded 2.4 GHz spectrum.</w:t>
+      </w:r>
+    </w:p>
+    <w:p>
+      <w:r>
+        <w:t>Z-Wave networks are widely used in commercial smart home products such as smart locks, lighting controllers, and environmental sensors.</w:t>
+      </w:r>
+    </w:p>
+    <w:p>
+      <w:r>
+        <w:rPr>
+          <w:b/>
+          <w:bCs/>
+        </w:rPr>
+        <w:t>[Insert Figure 5 – Z-Wave Mesh Network Architecture]</w:t>
+      </w:r>
+    </w:p>
+    <w:p>
+      <w:r>
+        <w:pict w14:anchorId="7D088E51">
+          <v:rect id="_x0000_i1032" style="width:0;height:1.5pt" o:hralign="center" o:hrstd="t" o:hr="t" fillcolor="#a0a0a0" stroked="f"/>
         </w:pict>
       </w:r>
     </w:p>
@@ -506,55 +630,47 @@
           <w:b/>
           <w:bCs/>
         </w:rPr>
-        <w:t>4.3 Z-Wave</w:t>
-      </w:r>
-    </w:p>
-    <w:p>
-      <w:r>
-        <w:t xml:space="preserve">Z-Wave is another PAN protocol specifically designed for home automation. </w:t>
-      </w:r>
-      <w:proofErr w:type="gramStart"/>
-      <w:r>
-        <w:t>Similar to</w:t>
-      </w:r>
-      <w:proofErr w:type="gramEnd"/>
-      <w:r>
-        <w:t xml:space="preserve"> Zigbee, Z-Wave supports mesh networking and allows devices to communicate through intermediate nodes.</w:t>
-      </w:r>
-    </w:p>
-    <w:p>
-      <w:r>
-        <w:t xml:space="preserve">One notable difference is that Z-Wave typically operates in </w:t>
-      </w:r>
-      <w:r>
-        <w:rPr>
-          <w:b/>
-          <w:bCs/>
-        </w:rPr>
-        <w:t>sub-GHz frequency bands</w:t>
-      </w:r>
-      <w:r>
-        <w:t>, which reduces interference with other wireless technologies operating in the crowded 2.4 GHz spectrum.</w:t>
-      </w:r>
-    </w:p>
-    <w:p>
-      <w:r>
-        <w:t>Z-Wave networks are widely used in commercial smart home products such as smart locks, lighting controllers, and environmental sensors.</w:t>
-      </w:r>
-    </w:p>
-    <w:p>
-      <w:r>
-        <w:rPr>
-          <w:b/>
-          <w:bCs/>
-        </w:rPr>
-        <w:t>[Insert Figure 5 – Z-Wave Mesh Network Architecture]</w:t>
-      </w:r>
-    </w:p>
-    <w:p>
-      <w:r>
-        <w:pict w14:anchorId="7D088E51">
-          <v:rect id="_x0000_i1146" style="width:0;height:1.5pt" o:hralign="center" o:hrstd="t" o:hr="t" fillcolor="#a0a0a0" stroked="f"/>
+        <w:t>4.4 Thread</w:t>
+      </w:r>
+    </w:p>
+    <w:p>
+      <w:r>
+        <w:t>Thread is a relatively recent IoT networking technology designed to provide secure and scalable device communication.</w:t>
+      </w:r>
+    </w:p>
+    <w:p>
+      <w:r>
+        <w:t xml:space="preserve">Thread networks also use mesh networking but incorporate </w:t>
+      </w:r>
+      <w:r>
+        <w:rPr>
+          <w:b/>
+          <w:bCs/>
+        </w:rPr>
+        <w:t>IPv6 addressing</w:t>
+      </w:r>
+      <w:r>
+        <w:t>, enabling devices to communicate directly with internet-based services. This design improves interoperability and simplifies integration with cloud platforms.</w:t>
+      </w:r>
+    </w:p>
+    <w:p>
+      <w:r>
+        <w:t>Thread is increasingly adopted in modern smart home ecosystems due to its compatibility with emerging interoperability standards.</w:t>
+      </w:r>
+    </w:p>
+    <w:p>
+      <w:r>
+        <w:rPr>
+          <w:b/>
+          <w:bCs/>
+        </w:rPr>
+        <w:t>[Insert Figure 6 – Thread Network Architecture]</w:t>
+      </w:r>
+    </w:p>
+    <w:p>
+      <w:r>
+        <w:pict w14:anchorId="4C48C521">
+          <v:rect id="_x0000_i1033" style="width:0;height:1.5pt" o:hralign="center" o:hrstd="t" o:hr="t" fillcolor="#a0a0a0" stroked="f"/>
         </w:pict>
       </w:r>
     </w:p>
@@ -570,82 +686,26 @@
           <w:b/>
           <w:bCs/>
         </w:rPr>
-        <w:t>4.4 Thread</w:t>
-      </w:r>
-    </w:p>
-    <w:p>
-      <w:r>
-        <w:t>Thread is a relatively recent IoT networking technology designed to provide secure and scalable device communication.</w:t>
+        <w:t>5. Comparative Analysis of PAN Protocols</w:t>
+      </w:r>
+    </w:p>
+    <w:p>
+      <w:r>
+        <w:t>Different PAN technologies have been developed with varying design priorities, resulting in trade-offs between energy efficiency, network scalability, and interoperability.</w:t>
+      </w:r>
+    </w:p>
+    <w:p>
+      <w:r>
+        <w:rPr>
+          <w:b/>
+          <w:bCs/>
+        </w:rPr>
+        <w:t>[Insert Figure 7 – Protocol Comparison Overview]</w:t>
       </w:r>
     </w:p>
     <w:p>
       <w:r>
         <w:lastRenderedPageBreak/>
-        <w:t xml:space="preserve">Thread networks also use mesh networking but incorporate </w:t>
-      </w:r>
-      <w:r>
-        <w:rPr>
-          <w:b/>
-          <w:bCs/>
-        </w:rPr>
-        <w:t>IPv6 addressing</w:t>
-      </w:r>
-      <w:r>
-        <w:t>, enabling devices to communicate directly with internet-based services. This design improves interoperability and simplifies integration with cloud platforms.</w:t>
-      </w:r>
-    </w:p>
-    <w:p>
-      <w:r>
-        <w:t>Thread is increasingly adopted in modern smart home ecosystems due to its compatibility with emerging interoperability standards.</w:t>
-      </w:r>
-    </w:p>
-    <w:p>
-      <w:r>
-        <w:rPr>
-          <w:b/>
-          <w:bCs/>
-        </w:rPr>
-        <w:t>[Insert Figure 6 – Thread Network Architecture]</w:t>
-      </w:r>
-    </w:p>
-    <w:p>
-      <w:r>
-        <w:pict w14:anchorId="4C48C521">
-          <v:rect id="_x0000_i1147" style="width:0;height:1.5pt" o:hralign="center" o:hrstd="t" o:hr="t" fillcolor="#a0a0a0" stroked="f"/>
-        </w:pict>
-      </w:r>
-    </w:p>
-    <w:p>
-      <w:pPr>
-        <w:rPr>
-          <w:b/>
-          <w:bCs/>
-        </w:rPr>
-      </w:pPr>
-      <w:r>
-        <w:rPr>
-          <w:b/>
-          <w:bCs/>
-        </w:rPr>
-        <w:t>5. Comparative Analysis of PAN Protocols</w:t>
-      </w:r>
-    </w:p>
-    <w:p>
-      <w:r>
-        <w:t>Different PAN technologies have been developed with varying design priorities, resulting in trade-offs between energy efficiency, network scalability, and interoperability.</w:t>
-      </w:r>
-    </w:p>
-    <w:p>
-      <w:r>
-        <w:rPr>
-          <w:b/>
-          <w:bCs/>
-        </w:rPr>
-        <w:t>[Insert Figure 7 – Protocol Comparison Overview]</w:t>
-      </w:r>
-    </w:p>
-    <w:p>
-      <w:r>
         <w:t>Table 1 summarizes the main characteristics of major PAN communication protocols.</w:t>
       </w:r>
     </w:p>
@@ -1048,7 +1108,7 @@
     <w:p>
       <w:r>
         <w:pict w14:anchorId="1EBF636C">
-          <v:rect id="_x0000_i1148" style="width:0;height:1.5pt" o:hralign="center" o:hrstd="t" o:hr="t" fillcolor="#a0a0a0" stroked="f"/>
+          <v:rect id="_x0000_i1034" style="width:0;height:1.5pt" o:hralign="center" o:hrstd="t" o:hr="t" fillcolor="#a0a0a0" stroked="f"/>
         </w:pict>
       </w:r>
     </w:p>
@@ -1080,7 +1140,7 @@
     <w:p>
       <w:r>
         <w:pict w14:anchorId="2F55F74F">
-          <v:rect id="_x0000_i1149" style="width:0;height:1.5pt" o:hralign="center" o:hrstd="t" o:hr="t" fillcolor="#a0a0a0" stroked="f"/>
+          <v:rect id="_x0000_i1035" style="width:0;height:1.5pt" o:hralign="center" o:hrstd="t" o:hr="t" fillcolor="#a0a0a0" stroked="f"/>
         </w:pict>
       </w:r>
     </w:p>
@@ -1106,19 +1166,60 @@
     </w:p>
     <w:p>
       <w:r>
+        <w:t>Mesh networking protocols such as Zigbee, Z-Wave, and Thread provide greater scalability because devices can forward messages across multiple network hops. This allows communication beyond the direct range of a central hub.</w:t>
+      </w:r>
+    </w:p>
+    <w:p>
+      <w:r>
+        <w:t>In contrast, BLE networks traditionally rely on star topologies, which may limit scalability in large smart home deployments.</w:t>
+      </w:r>
+    </w:p>
+    <w:p>
+      <w:r>
+        <w:pict w14:anchorId="0FFD59B5">
+          <v:rect id="_x0000_i1036" style="width:0;height:1.5pt" o:hralign="center" o:hrstd="t" o:hr="t" fillcolor="#a0a0a0" stroked="f"/>
+        </w:pict>
+      </w:r>
+    </w:p>
+    <w:p>
+      <w:pPr>
+        <w:rPr>
+          <w:b/>
+          <w:bCs/>
+        </w:rPr>
+      </w:pPr>
+      <w:r>
+        <w:rPr>
+          <w:b/>
+          <w:bCs/>
+        </w:rPr>
+        <w:t>Wireless Interference</w:t>
+      </w:r>
+    </w:p>
+    <w:p>
+      <w:r>
+        <w:t>Wireless interference is a common issue in indoor environments where multiple wireless technologies operate simultaneously.</w:t>
+      </w:r>
+    </w:p>
+    <w:p>
+      <w:r>
         <w:lastRenderedPageBreak/>
-        <w:t>Mesh networking protocols such as Zigbee, Z-Wave, and Thread provide greater scalability because devices can forward messages across multiple network hops. This allows communication beyond the direct range of a central hub.</w:t>
-      </w:r>
-    </w:p>
-    <w:p>
-      <w:r>
-        <w:t>In contrast, BLE networks traditionally rely on star topologies, which may limit scalability in large smart home deployments.</w:t>
-      </w:r>
-    </w:p>
-    <w:p>
-      <w:r>
-        <w:pict w14:anchorId="0FFD59B5">
-          <v:rect id="_x0000_i1150" style="width:0;height:1.5pt" o:hralign="center" o:hrstd="t" o:hr="t" fillcolor="#a0a0a0" stroked="f"/>
+        <w:t>Protocols such as Zigbee and BLE operate in the 2.4 GHz band, which is also used by Wi-Fi networks. Z-Wave mitigates this problem by operating in sub-GHz frequency bands, which may improve signal reliability.</w:t>
+      </w:r>
+    </w:p>
+    <w:p>
+      <w:r>
+        <w:rPr>
+          <w:b/>
+          <w:bCs/>
+        </w:rPr>
+        <w:t>[Insert Figure 8 – Frequency Spectrum Comparison]</w:t>
+      </w:r>
+    </w:p>
+    <w:p>
+      <w:r>
+        <w:pict w14:anchorId="05673D97">
+          <v:rect id="_x0000_i1037" style="width:0;height:1.5pt" o:hralign="center" o:hrstd="t" o:hr="t" fillcolor="#a0a0a0" stroked="f"/>
         </w:pict>
       </w:r>
     </w:p>
@@ -1134,32 +1235,32 @@
           <w:b/>
           <w:bCs/>
         </w:rPr>
-        <w:t>Wireless Interference</w:t>
-      </w:r>
-    </w:p>
-    <w:p>
-      <w:r>
-        <w:t>Wireless interference is a common issue in indoor environments where multiple wireless technologies operate simultaneously.</w:t>
-      </w:r>
-    </w:p>
-    <w:p>
-      <w:r>
-        <w:t>Protocols such as Zigbee and BLE operate in the 2.4 GHz band, which is also used by Wi-Fi networks. Z-Wave mitigates this problem by operating in sub-GHz frequency bands, which may improve signal reliability.</w:t>
-      </w:r>
-    </w:p>
-    <w:p>
-      <w:r>
-        <w:rPr>
-          <w:b/>
-          <w:bCs/>
-        </w:rPr>
-        <w:t>[Insert Figure 8 – Frequency Spectrum Comparison]</w:t>
-      </w:r>
-    </w:p>
-    <w:p>
-      <w:r>
-        <w:pict w14:anchorId="05673D97">
-          <v:rect id="_x0000_i1151" style="width:0;height:1.5pt" o:hralign="center" o:hrstd="t" o:hr="t" fillcolor="#a0a0a0" stroked="f"/>
+        <w:t>Interoperability</w:t>
+      </w:r>
+    </w:p>
+    <w:p>
+      <w:r>
+        <w:t>One of the most significant challenges in smart home systems is interoperability between devices from different manufacturers. Devices using different protocols may not be able to communicate directly with each other.</w:t>
+      </w:r>
+    </w:p>
+    <w:p>
+      <w:r>
+        <w:t>Recent initiatives such as the Matter aim to address this problem by providing a unified framework for smart home communication.</w:t>
+      </w:r>
+    </w:p>
+    <w:p>
+      <w:r>
+        <w:rPr>
+          <w:b/>
+          <w:bCs/>
+        </w:rPr>
+        <w:t>[Insert Figure 9 – Smart Home Interoperability Framework]</w:t>
+      </w:r>
+    </w:p>
+    <w:p>
+      <w:r>
+        <w:pict w14:anchorId="64B26C3F">
+          <v:rect id="_x0000_i1038" style="width:0;height:1.5pt" o:hralign="center" o:hrstd="t" o:hr="t" fillcolor="#a0a0a0" stroked="f"/>
         </w:pict>
       </w:r>
     </w:p>
@@ -1175,32 +1276,77 @@
           <w:b/>
           <w:bCs/>
         </w:rPr>
-        <w:t>Interoperability</w:t>
-      </w:r>
-    </w:p>
-    <w:p>
-      <w:r>
-        <w:t>One of the most significant challenges in smart home systems is interoperability between devices from different manufacturers. Devices using different protocols may not be able to communicate directly with each other.</w:t>
-      </w:r>
-    </w:p>
-    <w:p>
-      <w:r>
-        <w:t>Recent initiatives such as the Matter aim to address this problem by providing a unified framework for smart home communication.</w:t>
-      </w:r>
-    </w:p>
-    <w:p>
-      <w:r>
-        <w:rPr>
-          <w:b/>
-          <w:bCs/>
-        </w:rPr>
-        <w:t>[Insert Figure 9 – Smart Home Interoperability Framework]</w:t>
-      </w:r>
-    </w:p>
-    <w:p>
-      <w:r>
-        <w:pict w14:anchorId="64B26C3F">
-          <v:rect id="_x0000_i1152" style="width:0;height:1.5pt" o:hralign="center" o:hrstd="t" o:hr="t" fillcolor="#a0a0a0" stroked="f"/>
+        <w:t>6. Challenges in Smart Home PAN Networks</w:t>
+      </w:r>
+    </w:p>
+    <w:p>
+      <w:r>
+        <w:t>Despite the advantages of PAN technologies, several challenges remain.</w:t>
+      </w:r>
+    </w:p>
+    <w:p>
+      <w:r>
+        <w:t xml:space="preserve">First, </w:t>
+      </w:r>
+      <w:r>
+        <w:rPr>
+          <w:b/>
+          <w:bCs/>
+        </w:rPr>
+        <w:t>device interoperability</w:t>
+      </w:r>
+      <w:r>
+        <w:t xml:space="preserve"> remains a major issue due to the large number of competing communication protocols.</w:t>
+      </w:r>
+    </w:p>
+    <w:p>
+      <w:r>
+        <w:t xml:space="preserve">Second, </w:t>
+      </w:r>
+      <w:r>
+        <w:rPr>
+          <w:b/>
+          <w:bCs/>
+        </w:rPr>
+        <w:t>security vulnerabilities</w:t>
+      </w:r>
+      <w:r>
+        <w:t xml:space="preserve"> in IoT devices have raised concerns regarding unauthorized access and data privacy.</w:t>
+      </w:r>
+    </w:p>
+    <w:p>
+      <w:r>
+        <w:t xml:space="preserve">Third, </w:t>
+      </w:r>
+      <w:r>
+        <w:rPr>
+          <w:b/>
+          <w:bCs/>
+        </w:rPr>
+        <w:t>network congestion</w:t>
+      </w:r>
+      <w:r>
+        <w:t xml:space="preserve"> may occur as the number of connected devices continues to increase.</w:t>
+      </w:r>
+    </w:p>
+    <w:p>
+      <w:r>
+        <w:t>Addressing these challenges requires further research into efficient communication protocols and standardized IoT frameworks.</w:t>
+      </w:r>
+    </w:p>
+    <w:p>
+      <w:r>
+        <w:rPr>
+          <w:b/>
+          <w:bCs/>
+        </w:rPr>
+        <w:t>[Insert Figure 10 – Smart Home Communication Workflow]</w:t>
+      </w:r>
+    </w:p>
+    <w:p>
+      <w:r>
+        <w:pict w14:anchorId="2BEF950A">
+          <v:rect id="_x0000_i1039" style="width:0;height:1.5pt" o:hralign="center" o:hrstd="t" o:hr="t" fillcolor="#a0a0a0" stroked="f"/>
         </w:pict>
       </w:r>
     </w:p>
@@ -1216,78 +1362,34 @@
           <w:b/>
           <w:bCs/>
         </w:rPr>
-        <w:t>6. Challenges in Smart Home PAN Networks</w:t>
-      </w:r>
-    </w:p>
-    <w:p>
-      <w:r>
-        <w:t>Despite the advantages of PAN technologies, several challenges remain.</w:t>
-      </w:r>
-    </w:p>
-    <w:p>
-      <w:r>
-        <w:t xml:space="preserve">First, </w:t>
-      </w:r>
-      <w:r>
-        <w:rPr>
-          <w:b/>
-          <w:bCs/>
-        </w:rPr>
-        <w:t>device interoperability</w:t>
-      </w:r>
-      <w:r>
-        <w:t xml:space="preserve"> remains a major issue due to the large number of competing communication protocols.</w:t>
-      </w:r>
-    </w:p>
-    <w:p>
-      <w:r>
-        <w:t xml:space="preserve">Second, </w:t>
-      </w:r>
-      <w:r>
-        <w:rPr>
-          <w:b/>
-          <w:bCs/>
-        </w:rPr>
-        <w:t>security vulnerabilities</w:t>
-      </w:r>
-      <w:r>
-        <w:t xml:space="preserve"> in IoT devices have raised concerns regarding unauthorized access and data privacy.</w:t>
-      </w:r>
-    </w:p>
-    <w:p>
-      <w:r>
-        <w:t xml:space="preserve">Third, </w:t>
-      </w:r>
-      <w:r>
-        <w:rPr>
-          <w:b/>
-          <w:bCs/>
-        </w:rPr>
-        <w:t>network congestion</w:t>
-      </w:r>
-      <w:r>
-        <w:t xml:space="preserve"> may occur as the number of connected devices continues to increase.</w:t>
-      </w:r>
-    </w:p>
-    <w:p>
-      <w:r>
-        <w:t>Addressing these challenges requires further research into efficient communication protocols and standardized IoT frameworks.</w:t>
-      </w:r>
-    </w:p>
-    <w:p>
-      <w:r>
-        <w:rPr>
-          <w:b/>
-          <w:bCs/>
-        </w:rPr>
+        <w:t>7. Future Research Directions</w:t>
+      </w:r>
+    </w:p>
+    <w:p>
+      <w:r>
+        <w:t>Future research in smart home networking will likely focus on improving interoperability, security, and scalability.</w:t>
+      </w:r>
+    </w:p>
+    <w:p>
+      <w:r>
+        <w:t>One promising direction involves integrating PAN networks with emerging communication technologies such as 5G. Such integration may enable large-scale IoT deployments with improved connectivity.</w:t>
+      </w:r>
+    </w:p>
+    <w:p>
+      <w:r>
         <w:lastRenderedPageBreak/>
-        <w:t>[Insert Figure 10 – Smart Home Communication Workflow]</w:t>
-      </w:r>
-    </w:p>
-    <w:p>
-      <w:r>
-        <w:pict w14:anchorId="2BEF950A">
-          <v:rect id="_x0000_i1153" style="width:0;height:1.5pt" o:hralign="center" o:hrstd="t" o:hr="t" fillcolor="#a0a0a0" stroked="f"/>
+        <w:t>Another important research area involves edge computing, where data processing is performed locally within smart homes rather than relying entirely on cloud services.</w:t>
+      </w:r>
+    </w:p>
+    <w:p>
+      <w:r>
+        <w:t>Advances in IoT security mechanisms and standardized communication frameworks are also expected to improve the reliability of smart home systems.</w:t>
+      </w:r>
+    </w:p>
+    <w:p>
+      <w:r>
+        <w:pict w14:anchorId="2135668B">
+          <v:rect id="_x0000_i1040" style="width:0;height:1.5pt" o:hralign="center" o:hrstd="t" o:hr="t" fillcolor="#a0a0a0" stroked="f"/>
         </w:pict>
       </w:r>
     </w:p>
@@ -1303,48 +1405,6 @@
           <w:b/>
           <w:bCs/>
         </w:rPr>
-        <w:t>7. Future Research Directions</w:t>
-      </w:r>
-    </w:p>
-    <w:p>
-      <w:r>
-        <w:t>Future research in smart home networking will likely focus on improving interoperability, security, and scalability.</w:t>
-      </w:r>
-    </w:p>
-    <w:p>
-      <w:r>
-        <w:t>One promising direction involves integrating PAN networks with emerging communication technologies such as 5G. Such integration may enable large-scale IoT deployments with improved connectivity.</w:t>
-      </w:r>
-    </w:p>
-    <w:p>
-      <w:r>
-        <w:t>Another important research area involves edge computing, where data processing is performed locally within smart homes rather than relying entirely on cloud services.</w:t>
-      </w:r>
-    </w:p>
-    <w:p>
-      <w:r>
-        <w:t>Advances in IoT security mechanisms and standardized communication frameworks are also expected to improve the reliability of smart home systems.</w:t>
-      </w:r>
-    </w:p>
-    <w:p>
-      <w:r>
-        <w:pict w14:anchorId="2135668B">
-          <v:rect id="_x0000_i1154" style="width:0;height:1.5pt" o:hralign="center" o:hrstd="t" o:hr="t" fillcolor="#a0a0a0" stroked="f"/>
-        </w:pict>
-      </w:r>
-    </w:p>
-    <w:p>
-      <w:pPr>
-        <w:rPr>
-          <w:b/>
-          <w:bCs/>
-        </w:rPr>
-      </w:pPr>
-      <w:r>
-        <w:rPr>
-          <w:b/>
-          <w:bCs/>
-        </w:rPr>
         <w:t>8. Conclusion</w:t>
       </w:r>
     </w:p>
@@ -1366,7 +1426,7 @@
     <w:p>
       <w:r>
         <w:pict w14:anchorId="18ABA808">
-          <v:rect id="_x0000_i1155" style="width:0;height:1.5pt" o:hralign="center" o:hrstd="t" o:hr="t" fillcolor="#a0a0a0" stroked="f"/>
+          <v:rect id="_x0000_i1041" style="width:0;height:1.5pt" o:hralign="center" o:hrstd="t" o:hr="t" fillcolor="#a0a0a0" stroked="f"/>
         </w:pict>
       </w:r>
     </w:p>
@@ -1447,7 +1507,6 @@
     </w:p>
     <w:p>
       <w:r>
-        <w:lastRenderedPageBreak/>
         <w:t>[3] J. Gubbi et al.,</w:t>
       </w:r>
       <w:r>
@@ -1515,6 +1574,7 @@
     </w:p>
     <w:p>
       <w:r>
+        <w:lastRenderedPageBreak/>
         <w:t>[6] J. Ding et al.,</w:t>
       </w:r>
       <w:r>
